--- a/UX/Research/Gebruikersonderzoek.docx
+++ b/UX/Research/Gebruikersonderzoek.docx
@@ -98,6 +98,13 @@
     </w:p>
     <w:sdt>
       <w:sdtPr>
+        <w:rPr>
+          <w:rFonts w:ascii="Calibri" w:eastAsia="Calibri" w:hAnsi="Calibri" w:cs="Calibri"/>
+          <w:color w:val="auto"/>
+          <w:sz w:val="22"/>
+          <w:szCs w:val="22"/>
+          <w:lang w:val="nl-NL" w:eastAsia="nl-NL"/>
+        </w:rPr>
         <w:id w:val="349457243"/>
         <w:docPartObj>
           <w:docPartGallery w:val="Table of Contents"/>
@@ -106,14 +113,9 @@
       </w:sdtPr>
       <w:sdtEndPr>
         <w:rPr>
-          <w:rFonts w:ascii="Calibri" w:eastAsia="Calibri" w:hAnsi="Calibri" w:cs="Calibri"/>
           <w:b/>
           <w:bCs/>
           <w:noProof/>
-          <w:color w:val="auto"/>
-          <w:sz w:val="22"/>
-          <w:szCs w:val="22"/>
-          <w:lang w:val="nl-NL" w:eastAsia="nl-NL"/>
         </w:rPr>
       </w:sdtEndPr>
       <w:sdtContent>
@@ -1199,34 +1201,49 @@
     </w:p>
     <w:p>
       <w:r>
-        <w:t>De AI-caoch is niet bedoeld als alleen maar een meetinstrument. Het idee is dat deze AI zich gaat gedragen als een coach; iemand die je helpt door middel van feedback</w:t>
-      </w:r>
-      <w:r>
-        <w:t>. Onderzoek naar wat coachingsrelaties tussen mensen vertrouwd maakt, wijst op een aantal terugkerende elementen</w:t>
-      </w:r>
-      <w:r>
-        <w:t>.</w:t>
-      </w:r>
-      <w:r>
-        <w:t xml:space="preserve"> </w:t>
-      </w:r>
-      <w:r>
-        <w:t>E</w:t>
-      </w:r>
-      <w:r>
-        <w:t>en gelijkwaardige, samenwerkende houding in plaats van een hiërarchische, consistentie zodat iemand weet wat hij kan verwachten, en vooral vertrouwelijkheid</w:t>
-      </w:r>
-      <w:r>
-        <w:t>;</w:t>
-      </w:r>
-      <w:r>
-        <w:t xml:space="preserve"> de zekerheid dat wat er besproken wordt niet zonder</w:t>
-      </w:r>
-      <w:r>
-        <w:t xml:space="preserve"> </w:t>
-      </w:r>
-      <w:r>
-        <w:t>toestemming bij anderen terechtkomt (Cardenas et al., 2024). Zonder die vertrouwelijkheid durven mensen geen fouten toe te geven of kwetsbaar te zijn over waar ze nog in groeien, en valt de basis onder coaching weg. Voor de AI-coach is dit direct te vertalen: als StudieStappers vermoeden dat hun feedback ook bij een leidinggevende terechtkomt of gebruikt wordt om hen te beoordelen, zal de tool eerder als controle-instrument voelen dan als coach.</w:t>
+        <w:t>De AI-c</w:t>
+      </w:r>
+      <w:r>
+        <w:t>oa</w:t>
+      </w:r>
+      <w:r>
+        <w:t xml:space="preserve">ch is niet bedoeld als alleen maar een meetinstrument. Het idee is dat deze AI zich gaat gedragen als een coach </w:t>
+      </w:r>
+      <w:r>
+        <w:t>(</w:t>
+      </w:r>
+      <w:r>
+        <w:t>iemand die je helpt door middel van feedback</w:t>
+      </w:r>
+      <w:r>
+        <w:t>)</w:t>
+      </w:r>
+      <w:r>
+        <w:t xml:space="preserve">. Onderzoek naar wat coachingsrelaties tussen mensen vertrouwd maakt, wijst op een aantal terugkerende elementen. Een gelijkwaardige, samenwerkende houding </w:t>
+      </w:r>
+      <w:r>
+        <w:t>(</w:t>
+      </w:r>
+      <w:r>
+        <w:t>in plaats van een hiërarchische</w:t>
+      </w:r>
+      <w:r>
+        <w:t>)</w:t>
+      </w:r>
+      <w:r>
+        <w:t>, consistentie zodat iemand weet wat hij kan verwachten, en vooral vertrouwelijkheid</w:t>
+      </w:r>
+      <w:r>
+        <w:t xml:space="preserve"> (</w:t>
+      </w:r>
+      <w:r>
+        <w:t>de zekerheid dat wat er besproken wordt niet zonder toestemming bij anderen terechtkomt (Cardenas et al., 2024)</w:t>
+      </w:r>
+      <w:r>
+        <w:t>)</w:t>
+      </w:r>
+      <w:r>
+        <w:t>. Zonder die vertrouwelijkheid durven mensen geen fouten toe te geven of kwetsbaar te zijn over waar ze nog in groeien, en valt de basis onder coaching weg. Voor de AI-coach is dit direct te vertalen: als StudieStappers vermoeden dat hun feedback ook bij een leidinggevende terechtkomt of gebruikt wordt om hen te beoordelen, zal de tool eerder als controle-instrument voelen dan als coach.</w:t>
       </w:r>
     </w:p>
     <w:p>
@@ -1253,19 +1270,34 @@
         <w:t xml:space="preserve">, </w:t>
       </w:r>
       <w:r>
-        <w:t>ook als dat niet de bedoeling is. Onderzoek onder docenten laat zien dat zorgen over privacy, over mogelijke vooringenomenheid in de AI-analyse, en over het gevoel constant geobserveerd te worden, een grote invloed hebben op hoe bereid iemand is om een AI-tool te gebruiken (Cubio, 2025). Docenten in dat onderzoek gaven aan pas een AI-tool te willen gebruiken als duidelijk is hoe hun gegevens worden beschermd, en merkten op dat toezicht het gedrag van mensen kan veranderen: ze gaan zich anders gedragen omdat ze weten dat ze gevolgd worden, in plaats van zich natuurlijk te gedragen.</w:t>
+        <w:t>ook als dat niet de bedoeling is. Onderzoek onder docenten laat zien dat zorgen over privacy, over mogelijke vooringenomenheid in de AI-analyse, en over het gevoel constant geobserveerd te worden, een grote invloed hebben op hoe bereid iemand is om een AI-tool te gebruiken (Cubio, 2025). Docenten in dat onderzoek gaven aan pas een AI-tool te willen gebruiken als duidelijk is hoe hun gegevens worden beschermd</w:t>
+      </w:r>
+      <w:r>
+        <w:t xml:space="preserve">. Ook werd er opgemerkt dat toezicht het gedrag van mensen veranderde. Ze gingen zich anders gedragen omdat ze weten dat ze worden bekeken/gevolgd. Hierdoor gedroegen ze zich niet natuurlijk. </w:t>
       </w:r>
     </w:p>
     <w:p/>
     <w:p>
       <w:r>
-        <w:t>Voor de AI-coach betekent dit twee dingen. Ten eerste moet voor StudieStappers volstrekt helder zijn wat er met hun opname en analyse gebeurt, wie daar toegang toe heeft en hoe lang die bewaard blijft. Ten tweede laat onderzoek naar een vergelijkbare tool TeachFX, ontwikkeld met onderzoekers van Stanford</w:t>
-      </w:r>
-      <w:r>
-        <w:t>,</w:t>
-      </w:r>
-      <w:r>
-        <w:t xml:space="preserve"> zien dat het juist hielp dat de feedback privé bleef en dat deelname vrijwillig was: docenten openden de automatisch gegenereerde feedback-e-mails in 53 tot 65 procent van de gevallen, en stelden na verloop van tijd gemiddeld twintig procent meer gerichte vragen, zonder dat een leidinggevende meekeek (Demszky et al., 2025). Datzelfde principe</w:t>
+        <w:t>Voor de AI-coach betekent dit twee dingen. Ten eerste moet voor StudieStappers helder zijn wat er met hun opname en analyse gebeurt, wie daar toegang toe heeft en hoe lang die bewaard blijft. Ten tweede laat onderzoek naar een vergelijkbare tool TeachFX</w:t>
+      </w:r>
+      <w:r>
+        <w:t xml:space="preserve"> (</w:t>
+      </w:r>
+      <w:r>
+        <w:t>ontwikkeld met onderzoekers van Stanford</w:t>
+      </w:r>
+      <w:r>
+        <w:t xml:space="preserve">) </w:t>
+      </w:r>
+      <w:r>
+        <w:t>zien dat het juist hielp dat de feedback privé bleef en dat deelname vrijwillig was</w:t>
+      </w:r>
+      <w:r>
+        <w:t>. D</w:t>
+      </w:r>
+      <w:r>
+        <w:t>ocenten openden de automatisch gegenereerde feedback-e-mails in 53 tot 65 procent van de gevallen, en stelden na verloop van tijd gemiddeld twintig procent meer gerichte vragen, zonder dat een leidinggevende meekeek (Demszky et al., 2025). Datzelfde principe</w:t>
       </w:r>
       <w:r>
         <w:t xml:space="preserve">, </w:t>
@@ -1298,14 +1330,17 @@
     </w:p>
     <w:p>
       <w:r>
-        <w:t>Zelfs als StudieStappers de AI-coach vertrouwen op het gebied van privacy, blijft er een aparte vraag: geloven ze de feedback zelf? Onderzoek onder docenten die AI-aanbevelingen kregen, laat zien dat het type uitleg dat de AI geeft daarin het verschil maakt. Uitleg die in de vaktaal van het eigen werkveld is geformuleerd – bijvoorbeeld waar een leerling moeite mee had en waarom – zorgde voor aanzienlijk meer vertrouwen dan uitleg die alleen liet zien welke technische kenmerken de AI had meegewogen. Hoe beter docenten begrepen waarom de AI tot een bepaalde uitkomst kwam, hoe meer ze de tool vertrouwden en hoe eerder ze de aanbeveling ook echt opvolgden (Feldman-Maggor et al., 2025).</w:t>
+        <w:t>Zelfs als StudieStappers de AI-coach vertrouwen op het gebied van privacy, blijft er een vraag: geloven ze de feedback zelf? Onderzoek onder docenten die AI-aanbevelingen kregen, laat zien dat het type uitleg dat de AI geeft daarin het verschil maakt. Uitleg die in de vaktaal van het eigen werkveld is geformuleerd zorgde voor meer vertrouwen dan uitleg die alleen liet zien welke technische kenmerken de AI had meegewogen. Hoe beter docenten begrepen waarom de AI tot een bepaalde uitkomst kwam, hoe meer ze de tool vertrouwden en hoe eerder ze de aanbeveling ook echt opvolgden (Feldman-Maggor et al., 2025).</w:t>
       </w:r>
     </w:p>
     <w:p/>
     <w:p>
       <w:r>
+        <w:t xml:space="preserve">Voor de AI-coach betekent dit dat een score of label alleen “je scoorde een 6 op vraagstelling” weinig zal overtuigen. Feedback die uitlegt wat er precies gebeurde en waarom dat ertoe doet, in de </w:t>
+      </w:r>
+      <w:r>
         <w:lastRenderedPageBreak/>
-        <w:t>Voor de AI-coach betekent dit dat een score of label alleen “je scoorde een 6 op vraagstelling” weinig zal overtuigen. Feedback die uitlegt wat er precies gebeurde en waarom dat ertoe doet, in de eigen taal van de StudieStapper en niet in AI- of onderwijsjargon, zal eerder als betrouwbaar en bruikbaar worden ervaren.</w:t>
+        <w:t>eigen taal van de StudieStapper en niet in AI- of onderwijsjargon, zal eerder als betrouwbaar en bruikbaar worden ervaren.</w:t>
       </w:r>
     </w:p>
     <w:p>
@@ -1338,7 +1373,19 @@
     <w:p/>
     <w:p>
       <w:r>
-        <w:t>Dit sluit aan bij wat de eerder genoemde TeachFX-studie liet zien: kleine, veelvuldige, snel te lezen feedback werkte beter dan uitgebreide analyses, juist omdat docenten er weinig tijd in hoefden te steken om er iets aan te hebben (Demszky et al., 2025). Voor de AI-coach is dit een duidelijke richtlijn: liever regelmatig een kort, concreet inzicht dan een zeldzaam maar lijvig rapport. Daarnaast is het de moeite waard om na te denken hoe StudieStap de inzet en groei van StudieStappers zichtbaar kan waarderen, zodat de AI-coach niet alleen als hulpmiddel voor henzelf voelt, maar ook merkbaar meetelt.</w:t>
+        <w:t>Dit sluit aan bij wat de eerder genoemde TeachFX-studie liet zien</w:t>
+      </w:r>
+      <w:r>
+        <w:t>. K</w:t>
+      </w:r>
+      <w:r>
+        <w:t>leine, veelvuldige, snel te lezen feedback werkte beter dan uitgebreide analyses, juist omdat docenten er weinig tijd in hoefden te steken om er iets aan te hebben (Demszky et al., 2025). Voor de AI-coach is dit een duidelijke richtlijn</w:t>
+      </w:r>
+      <w:r>
+        <w:t>;</w:t>
+      </w:r>
+      <w:r>
+        <w:t xml:space="preserve"> liever regelmatig een kort, concreet inzicht dan een zeldzaam maar lijvig rapport. </w:t>
       </w:r>
     </w:p>
     <w:p>
@@ -1359,7 +1406,37 @@
     </w:p>
     <w:p>
       <w:r>
-        <w:t>De StudieStappers voor wie de AI-coach wordt ontworpen, zijn vooral vakexperts en geen opgeleide docenten, die naast hun eigenlijke werk workshops geven en daar zelf nog in groeien. Uit onderzoek naar vergelijkbare AI-feedbacktools en naar coaching in het algemeen, komt een aantal terugkerende behoeften naar voren. Vertrouwen ontstaat wanneer de tool betrouwbaar werkt, duidelijk is over wat er met de gegevens gebeurt, en zich gedraagt als coach in plaats van als beoordelaar – wat onder meer vraagt om vertrouwelijkheid en een gelijkwaardige, niet-hiërarchische toon. Privacy en het gevoel van controle wegen zwaar: feedback die eerst en vooral van de StudieStapper zelf is, en pas met toestemming gedeeld wordt, verlaagt de drempel om de tool serieus te gebruiken. Transparantie maakt feedback overtuigend: uitleg in begrijpelijke, eigen taal in plaats van een kaal cijfer of technisch label. En ten slotte moet de feedback praktisch haalbaar zijn binnen de beperkte tijd die StudieStappers hebben: kort, concreet en regelmatig, in plaats van een zeldzaam maar zwaar rapport.</w:t>
+        <w:t>De StudieStappers voor wie de AI-coach wordt ontworpen zijn vooral vakexperts en geen opgeleide docenten, die naast hun eigenlijke werk workshops geven en daar zelf nog in groeien. Uit onderzoek naar vergelijkbare AI-feedbacktools en naar coaching in het algemeen, komt een aantal terugkerende behoeften naar voren. Vertrouwen ontstaat wanneer de tool betrouwbaar werkt, duidelijk is over wat er met de gegevens gebeurt, en zich gedraagt als coach in plaats van als beoordelaar</w:t>
+      </w:r>
+      <w:r>
+        <w:t>.</w:t>
+      </w:r>
+      <w:r>
+        <w:t xml:space="preserve"> Privacy en het gevoel van controle</w:t>
+      </w:r>
+      <w:r>
+        <w:t xml:space="preserve"> zijn erg belangrijk. </w:t>
+      </w:r>
+      <w:r>
+        <w:t>Transparantie maakt feedback overtuigend</w:t>
+      </w:r>
+      <w:r>
+        <w:t xml:space="preserve"> (u</w:t>
+      </w:r>
+      <w:r>
+        <w:t>itleg in begrijpelijke, eigen taal in plaats van een kaal cijfer of technisch label</w:t>
+      </w:r>
+      <w:r>
+        <w:t>)</w:t>
+      </w:r>
+      <w:r>
+        <w:t>. En ten slotte moet de feedback praktisch haalbaar zijn binnen de beperkte tijd die StudieStappers hebben</w:t>
+      </w:r>
+      <w:r>
+        <w:t>.</w:t>
+      </w:r>
+      <w:r>
+        <w:t xml:space="preserve"> </w:t>
       </w:r>
     </w:p>
     <w:p/>
@@ -1368,6 +1445,15 @@
         <w:t>Deze inzichten geven een goed vertrekpunt voor het verdere ontwerp van de feedback-ervaring, naast de eerdere persona’s en het literatuuronderzoek naar wat goede feedback inhoudelijk maakt. Een logische vervolgstap is om deze bevindingen te toetsen bij de StudieStappers zelf, bijvoorbeeld via de geplande enquête.</w:t>
       </w:r>
     </w:p>
+    <w:p/>
+    <w:p/>
+    <w:p/>
+    <w:p/>
+    <w:p/>
+    <w:p/>
+    <w:p/>
+    <w:p/>
+    <w:p/>
     <w:p/>
     <w:p/>
     <w:p/>
